--- a/task-1/bandit screenshots.docx
+++ b/task-1/bandit screenshots.docx
@@ -23,6 +23,7 @@
       </w:pPr>
       <w:r>
         <w:rPr>
+          <w:noProof/>
           <w:lang w:val="en-US"/>
         </w:rPr>
         <w:drawing>
@@ -70,6 +71,7 @@
       </w:pPr>
       <w:r>
         <w:rPr>
+          <w:noProof/>
           <w:lang w:val="en-US"/>
         </w:rPr>
         <w:drawing>
@@ -447,6 +449,7 @@
       </w:pPr>
       <w:r>
         <w:rPr>
+          <w:noProof/>
           <w:lang w:val="en-US"/>
         </w:rPr>
         <w:drawing>
@@ -507,6 +510,7 @@
       </w:pPr>
       <w:r>
         <w:rPr>
+          <w:noProof/>
           <w:lang w:val="en-US"/>
         </w:rPr>
         <w:drawing>
@@ -556,23 +560,18 @@
         <w:rPr>
           <w:lang w:val="en-US"/>
         </w:rPr>
-        <w:t>Level</w:t>
-      </w:r>
-      <w:r>
-        <w:rPr>
-          <w:lang w:val="en-US"/>
-        </w:rPr>
-        <w:t>7-8</w:t>
-      </w:r>
-    </w:p>
-    <w:p>
-      <w:pPr>
-        <w:rPr>
-          <w:lang w:val="en-US"/>
-        </w:rPr>
-      </w:pPr>
-      <w:r>
-        <w:rPr>
+        <w:t>Level7-8</w:t>
+      </w:r>
+    </w:p>
+    <w:p>
+      <w:pPr>
+        <w:rPr>
+          <w:lang w:val="en-US"/>
+        </w:rPr>
+      </w:pPr>
+      <w:r>
+        <w:rPr>
+          <w:noProof/>
           <w:lang w:val="en-US"/>
         </w:rPr>
         <w:drawing>
@@ -647,6 +646,7 @@
       </w:pPr>
       <w:r>
         <w:rPr>
+          <w:noProof/>
           <w:lang w:val="en-US"/>
         </w:rPr>
         <w:lastRenderedPageBreak/>
@@ -715,6 +715,7 @@
       </w:pPr>
       <w:r>
         <w:rPr>
+          <w:noProof/>
           <w:lang w:val="en-US"/>
         </w:rPr>
         <w:drawing>
@@ -753,6 +754,246 @@
           </wp:inline>
         </w:drawing>
       </w:r>
+    </w:p>
+    <w:p>
+      <w:pPr>
+        <w:rPr>
+          <w:lang w:val="en-US"/>
+        </w:rPr>
+      </w:pPr>
+      <w:r>
+        <w:rPr>
+          <w:lang w:val="en-US"/>
+        </w:rPr>
+        <w:t>Level10-11</w:t>
+      </w:r>
+    </w:p>
+    <w:p>
+      <w:pPr>
+        <w:rPr>
+          <w:lang w:val="en-US"/>
+        </w:rPr>
+      </w:pPr>
+      <w:r>
+        <w:rPr>
+          <w:noProof/>
+          <w:lang w:val="en-US"/>
+        </w:rPr>
+        <w:drawing>
+          <wp:inline distT="0" distB="0" distL="0" distR="0" wp14:anchorId="482CE875" wp14:editId="052776BF">
+            <wp:extent cx="5731510" cy="1160780"/>
+            <wp:effectExtent l="0" t="0" r="2540" b="1270"/>
+            <wp:docPr id="46899907" name="Picture 1"/>
+            <wp:cNvGraphicFramePr>
+              <a:graphicFrameLocks xmlns:a="http://schemas.openxmlformats.org/drawingml/2006/main" noChangeAspect="1"/>
+            </wp:cNvGraphicFramePr>
+            <a:graphic xmlns:a="http://schemas.openxmlformats.org/drawingml/2006/main">
+              <a:graphicData uri="http://schemas.openxmlformats.org/drawingml/2006/picture">
+                <pic:pic xmlns:pic="http://schemas.openxmlformats.org/drawingml/2006/picture">
+                  <pic:nvPicPr>
+                    <pic:cNvPr id="46899907" name=""/>
+                    <pic:cNvPicPr/>
+                  </pic:nvPicPr>
+                  <pic:blipFill>
+                    <a:blip r:embed="rId16"/>
+                    <a:stretch>
+                      <a:fillRect/>
+                    </a:stretch>
+                  </pic:blipFill>
+                  <pic:spPr>
+                    <a:xfrm>
+                      <a:off x="0" y="0"/>
+                      <a:ext cx="5731510" cy="1160780"/>
+                    </a:xfrm>
+                    <a:prstGeom prst="rect">
+                      <a:avLst/>
+                    </a:prstGeom>
+                  </pic:spPr>
+                </pic:pic>
+              </a:graphicData>
+            </a:graphic>
+          </wp:inline>
+        </w:drawing>
+      </w:r>
+    </w:p>
+    <w:p>
+      <w:pPr>
+        <w:rPr>
+          <w:lang w:val="en-US"/>
+        </w:rPr>
+      </w:pPr>
+      <w:r>
+        <w:rPr>
+          <w:lang w:val="en-US"/>
+        </w:rPr>
+        <w:t>Level11-12</w:t>
+      </w:r>
+    </w:p>
+    <w:p>
+      <w:pPr>
+        <w:rPr>
+          <w:lang w:val="en-US"/>
+        </w:rPr>
+      </w:pPr>
+      <w:r>
+        <w:rPr>
+          <w:noProof/>
+          <w:lang w:val="en-US"/>
+        </w:rPr>
+        <w:drawing>
+          <wp:inline distT="0" distB="0" distL="0" distR="0" wp14:anchorId="664E8265" wp14:editId="6A12EDD7">
+            <wp:extent cx="5731510" cy="1120775"/>
+            <wp:effectExtent l="0" t="0" r="2540" b="3175"/>
+            <wp:docPr id="485139151" name="Picture 1"/>
+            <wp:cNvGraphicFramePr>
+              <a:graphicFrameLocks xmlns:a="http://schemas.openxmlformats.org/drawingml/2006/main" noChangeAspect="1"/>
+            </wp:cNvGraphicFramePr>
+            <a:graphic xmlns:a="http://schemas.openxmlformats.org/drawingml/2006/main">
+              <a:graphicData uri="http://schemas.openxmlformats.org/drawingml/2006/picture">
+                <pic:pic xmlns:pic="http://schemas.openxmlformats.org/drawingml/2006/picture">
+                  <pic:nvPicPr>
+                    <pic:cNvPr id="485139151" name=""/>
+                    <pic:cNvPicPr/>
+                  </pic:nvPicPr>
+                  <pic:blipFill>
+                    <a:blip r:embed="rId17"/>
+                    <a:stretch>
+                      <a:fillRect/>
+                    </a:stretch>
+                  </pic:blipFill>
+                  <pic:spPr>
+                    <a:xfrm>
+                      <a:off x="0" y="0"/>
+                      <a:ext cx="5731510" cy="1120775"/>
+                    </a:xfrm>
+                    <a:prstGeom prst="rect">
+                      <a:avLst/>
+                    </a:prstGeom>
+                  </pic:spPr>
+                </pic:pic>
+              </a:graphicData>
+            </a:graphic>
+          </wp:inline>
+        </w:drawing>
+      </w:r>
+    </w:p>
+    <w:p>
+      <w:pPr>
+        <w:rPr>
+          <w:lang w:val="en-US"/>
+        </w:rPr>
+      </w:pPr>
+      <w:r>
+        <w:rPr>
+          <w:lang w:val="en-US"/>
+        </w:rPr>
+        <w:t>Level12-13</w:t>
+      </w:r>
+    </w:p>
+    <w:p>
+      <w:r>
+        <w:lastRenderedPageBreak/>
+        <w:drawing>
+          <wp:inline distT="0" distB="0" distL="0" distR="0" wp14:anchorId="030A0627" wp14:editId="1D9AF7E1">
+            <wp:extent cx="5731510" cy="5059680"/>
+            <wp:effectExtent l="0" t="0" r="2540" b="7620"/>
+            <wp:docPr id="1924580545" name="Picture 1"/>
+            <wp:cNvGraphicFramePr>
+              <a:graphicFrameLocks xmlns:a="http://schemas.openxmlformats.org/drawingml/2006/main" noChangeAspect="1"/>
+            </wp:cNvGraphicFramePr>
+            <a:graphic xmlns:a="http://schemas.openxmlformats.org/drawingml/2006/main">
+              <a:graphicData uri="http://schemas.openxmlformats.org/drawingml/2006/picture">
+                <pic:pic xmlns:pic="http://schemas.openxmlformats.org/drawingml/2006/picture">
+                  <pic:nvPicPr>
+                    <pic:cNvPr id="1924580545" name=""/>
+                    <pic:cNvPicPr/>
+                  </pic:nvPicPr>
+                  <pic:blipFill>
+                    <a:blip r:embed="rId18"/>
+                    <a:stretch>
+                      <a:fillRect/>
+                    </a:stretch>
+                  </pic:blipFill>
+                  <pic:spPr>
+                    <a:xfrm>
+                      <a:off x="0" y="0"/>
+                      <a:ext cx="5731510" cy="5059680"/>
+                    </a:xfrm>
+                    <a:prstGeom prst="rect">
+                      <a:avLst/>
+                    </a:prstGeom>
+                  </pic:spPr>
+                </pic:pic>
+              </a:graphicData>
+            </a:graphic>
+          </wp:inline>
+        </w:drawing>
+      </w:r>
+      <w:r>
+        <w:drawing>
+          <wp:inline distT="0" distB="0" distL="0" distR="0" wp14:anchorId="48DCAE0A" wp14:editId="5D4BD6B1">
+            <wp:extent cx="5731510" cy="3668395"/>
+            <wp:effectExtent l="0" t="0" r="2540" b="8255"/>
+            <wp:docPr id="1368869925" name="Picture 1"/>
+            <wp:cNvGraphicFramePr>
+              <a:graphicFrameLocks xmlns:a="http://schemas.openxmlformats.org/drawingml/2006/main" noChangeAspect="1"/>
+            </wp:cNvGraphicFramePr>
+            <a:graphic xmlns:a="http://schemas.openxmlformats.org/drawingml/2006/main">
+              <a:graphicData uri="http://schemas.openxmlformats.org/drawingml/2006/picture">
+                <pic:pic xmlns:pic="http://schemas.openxmlformats.org/drawingml/2006/picture">
+                  <pic:nvPicPr>
+                    <pic:cNvPr id="1368869925" name=""/>
+                    <pic:cNvPicPr/>
+                  </pic:nvPicPr>
+                  <pic:blipFill>
+                    <a:blip r:embed="rId19"/>
+                    <a:stretch>
+                      <a:fillRect/>
+                    </a:stretch>
+                  </pic:blipFill>
+                  <pic:spPr>
+                    <a:xfrm>
+                      <a:off x="0" y="0"/>
+                      <a:ext cx="5731510" cy="3668395"/>
+                    </a:xfrm>
+                    <a:prstGeom prst="rect">
+                      <a:avLst/>
+                    </a:prstGeom>
+                  </pic:spPr>
+                </pic:pic>
+              </a:graphicData>
+            </a:graphic>
+          </wp:inline>
+        </w:drawing>
+      </w:r>
+    </w:p>
+    <w:p>
+      <w:pPr>
+        <w:rPr>
+          <w:lang w:val="en-US"/>
+        </w:rPr>
+      </w:pPr>
+      <w:r>
+        <w:rPr>
+          <w:lang w:val="en-US"/>
+        </w:rPr>
+        <w:lastRenderedPageBreak/>
+        <w:t>Level13-14</w:t>
+      </w:r>
+    </w:p>
+    <w:p>
+      <w:pPr>
+        <w:rPr>
+          <w:lang w:val="en-US"/>
+        </w:rPr>
+      </w:pPr>
+    </w:p>
+    <w:p>
+      <w:pPr>
+        <w:rPr>
+          <w:lang w:val="en-US"/>
+        </w:rPr>
+      </w:pPr>
     </w:p>
     <w:p>
       <w:pPr>

--- a/task-1/bandit screenshots.docx
+++ b/task-1/bandit screenshots.docx
@@ -892,6 +892,9 @@
     </w:p>
     <w:p>
       <w:r>
+        <w:rPr>
+          <w:noProof/>
+        </w:rPr>
         <w:lastRenderedPageBreak/>
         <w:drawing>
           <wp:inline distT="0" distB="0" distL="0" distR="0" wp14:anchorId="030A0627" wp14:editId="1D9AF7E1">
@@ -930,6 +933,9 @@
         </w:drawing>
       </w:r>
       <w:r>
+        <w:rPr>
+          <w:noProof/>
+        </w:rPr>
         <w:drawing>
           <wp:inline distT="0" distB="0" distL="0" distR="0" wp14:anchorId="48DCAE0A" wp14:editId="5D4BD6B1">
             <wp:extent cx="5731510" cy="3668395"/>
@@ -987,7 +993,253 @@
           <w:lang w:val="en-US"/>
         </w:rPr>
       </w:pPr>
-    </w:p>
+      <w:r>
+        <w:rPr>
+          <w:lang w:val="en-US"/>
+        </w:rPr>
+        <w:t>Level14-15</w:t>
+      </w:r>
+    </w:p>
+    <w:p>
+      <w:pPr>
+        <w:rPr>
+          <w:lang w:val="en-US"/>
+        </w:rPr>
+      </w:pPr>
+      <w:r>
+        <w:rPr>
+          <w:lang w:val="en-US"/>
+        </w:rPr>
+        <w:drawing>
+          <wp:inline distT="0" distB="0" distL="0" distR="0" wp14:anchorId="08855659" wp14:editId="24E5A9C4">
+            <wp:extent cx="5731510" cy="1430655"/>
+            <wp:effectExtent l="0" t="0" r="2540" b="0"/>
+            <wp:docPr id="1566884023" name="Picture 1"/>
+            <wp:cNvGraphicFramePr>
+              <a:graphicFrameLocks xmlns:a="http://schemas.openxmlformats.org/drawingml/2006/main" noChangeAspect="1"/>
+            </wp:cNvGraphicFramePr>
+            <a:graphic xmlns:a="http://schemas.openxmlformats.org/drawingml/2006/main">
+              <a:graphicData uri="http://schemas.openxmlformats.org/drawingml/2006/picture">
+                <pic:pic xmlns:pic="http://schemas.openxmlformats.org/drawingml/2006/picture">
+                  <pic:nvPicPr>
+                    <pic:cNvPr id="1566884023" name=""/>
+                    <pic:cNvPicPr/>
+                  </pic:nvPicPr>
+                  <pic:blipFill>
+                    <a:blip r:embed="rId20"/>
+                    <a:stretch>
+                      <a:fillRect/>
+                    </a:stretch>
+                  </pic:blipFill>
+                  <pic:spPr>
+                    <a:xfrm>
+                      <a:off x="0" y="0"/>
+                      <a:ext cx="5731510" cy="1430655"/>
+                    </a:xfrm>
+                    <a:prstGeom prst="rect">
+                      <a:avLst/>
+                    </a:prstGeom>
+                  </pic:spPr>
+                </pic:pic>
+              </a:graphicData>
+            </a:graphic>
+          </wp:inline>
+        </w:drawing>
+      </w:r>
+    </w:p>
+    <w:p>
+      <w:pPr>
+        <w:rPr>
+          <w:lang w:val="en-US"/>
+        </w:rPr>
+      </w:pPr>
+      <w:r>
+        <w:rPr>
+          <w:lang w:val="en-US"/>
+        </w:rPr>
+        <w:t>Level15-16</w:t>
+      </w:r>
+    </w:p>
+    <w:p>
+      <w:pPr>
+        <w:rPr>
+          <w:lang w:val="en-US"/>
+        </w:rPr>
+      </w:pPr>
+      <w:r>
+        <w:rPr>
+          <w:lang w:val="en-US"/>
+        </w:rPr>
+        <w:drawing>
+          <wp:inline distT="0" distB="0" distL="0" distR="0" wp14:anchorId="71743711" wp14:editId="48066ED9">
+            <wp:extent cx="5731510" cy="182880"/>
+            <wp:effectExtent l="0" t="0" r="2540" b="7620"/>
+            <wp:docPr id="1836928605" name="Picture 1"/>
+            <wp:cNvGraphicFramePr>
+              <a:graphicFrameLocks xmlns:a="http://schemas.openxmlformats.org/drawingml/2006/main" noChangeAspect="1"/>
+            </wp:cNvGraphicFramePr>
+            <a:graphic xmlns:a="http://schemas.openxmlformats.org/drawingml/2006/main">
+              <a:graphicData uri="http://schemas.openxmlformats.org/drawingml/2006/picture">
+                <pic:pic xmlns:pic="http://schemas.openxmlformats.org/drawingml/2006/picture">
+                  <pic:nvPicPr>
+                    <pic:cNvPr id="1836928605" name=""/>
+                    <pic:cNvPicPr/>
+                  </pic:nvPicPr>
+                  <pic:blipFill>
+                    <a:blip r:embed="rId21"/>
+                    <a:stretch>
+                      <a:fillRect/>
+                    </a:stretch>
+                  </pic:blipFill>
+                  <pic:spPr>
+                    <a:xfrm>
+                      <a:off x="0" y="0"/>
+                      <a:ext cx="5731510" cy="182880"/>
+                    </a:xfrm>
+                    <a:prstGeom prst="rect">
+                      <a:avLst/>
+                    </a:prstGeom>
+                  </pic:spPr>
+                </pic:pic>
+              </a:graphicData>
+            </a:graphic>
+          </wp:inline>
+        </w:drawing>
+      </w:r>
+      <w:r>
+        <w:rPr>
+          <w:lang w:val="en-US"/>
+        </w:rPr>
+        <w:drawing>
+          <wp:inline distT="0" distB="0" distL="0" distR="0" wp14:anchorId="0C9BE488" wp14:editId="39796582">
+            <wp:extent cx="5708561" cy="1524855"/>
+            <wp:effectExtent l="0" t="0" r="6985" b="0"/>
+            <wp:docPr id="1292660702" name="Picture 1"/>
+            <wp:cNvGraphicFramePr>
+              <a:graphicFrameLocks xmlns:a="http://schemas.openxmlformats.org/drawingml/2006/main" noChangeAspect="1"/>
+            </wp:cNvGraphicFramePr>
+            <a:graphic xmlns:a="http://schemas.openxmlformats.org/drawingml/2006/main">
+              <a:graphicData uri="http://schemas.openxmlformats.org/drawingml/2006/picture">
+                <pic:pic xmlns:pic="http://schemas.openxmlformats.org/drawingml/2006/picture">
+                  <pic:nvPicPr>
+                    <pic:cNvPr id="1292660702" name=""/>
+                    <pic:cNvPicPr/>
+                  </pic:nvPicPr>
+                  <pic:blipFill>
+                    <a:blip r:embed="rId22"/>
+                    <a:stretch>
+                      <a:fillRect/>
+                    </a:stretch>
+                  </pic:blipFill>
+                  <pic:spPr>
+                    <a:xfrm>
+                      <a:off x="0" y="0"/>
+                      <a:ext cx="5714383" cy="1526410"/>
+                    </a:xfrm>
+                    <a:prstGeom prst="rect">
+                      <a:avLst/>
+                    </a:prstGeom>
+                  </pic:spPr>
+                </pic:pic>
+              </a:graphicData>
+            </a:graphic>
+          </wp:inline>
+        </w:drawing>
+      </w:r>
+    </w:p>
+    <w:p>
+      <w:pPr>
+        <w:rPr>
+          <w:lang w:val="en-US"/>
+        </w:rPr>
+      </w:pPr>
+      <w:r>
+        <w:rPr>
+          <w:lang w:val="en-US"/>
+        </w:rPr>
+        <w:t>Level16-17</w:t>
+      </w:r>
+    </w:p>
+    <w:p>
+      <w:r>
+        <w:drawing>
+          <wp:inline distT="0" distB="0" distL="0" distR="0" wp14:anchorId="661F648C" wp14:editId="30EB0C7D">
+            <wp:extent cx="5731510" cy="4034790"/>
+            <wp:effectExtent l="0" t="0" r="2540" b="3810"/>
+            <wp:docPr id="1741320283" name="Picture 1"/>
+            <wp:cNvGraphicFramePr>
+              <a:graphicFrameLocks xmlns:a="http://schemas.openxmlformats.org/drawingml/2006/main" noChangeAspect="1"/>
+            </wp:cNvGraphicFramePr>
+            <a:graphic xmlns:a="http://schemas.openxmlformats.org/drawingml/2006/main">
+              <a:graphicData uri="http://schemas.openxmlformats.org/drawingml/2006/picture">
+                <pic:pic xmlns:pic="http://schemas.openxmlformats.org/drawingml/2006/picture">
+                  <pic:nvPicPr>
+                    <pic:cNvPr id="1741320283" name=""/>
+                    <pic:cNvPicPr/>
+                  </pic:nvPicPr>
+                  <pic:blipFill>
+                    <a:blip r:embed="rId23"/>
+                    <a:stretch>
+                      <a:fillRect/>
+                    </a:stretch>
+                  </pic:blipFill>
+                  <pic:spPr>
+                    <a:xfrm>
+                      <a:off x="0" y="0"/>
+                      <a:ext cx="5731510" cy="4034790"/>
+                    </a:xfrm>
+                    <a:prstGeom prst="rect">
+                      <a:avLst/>
+                    </a:prstGeom>
+                  </pic:spPr>
+                </pic:pic>
+              </a:graphicData>
+            </a:graphic>
+          </wp:inline>
+        </w:drawing>
+      </w:r>
+    </w:p>
+    <w:p>
+      <w:r>
+        <w:lastRenderedPageBreak/>
+        <w:drawing>
+          <wp:inline distT="0" distB="0" distL="0" distR="0" wp14:anchorId="7148648C" wp14:editId="695CDFBD">
+            <wp:extent cx="5731510" cy="221615"/>
+            <wp:effectExtent l="0" t="0" r="2540" b="6985"/>
+            <wp:docPr id="380108991" name="Picture 1"/>
+            <wp:cNvGraphicFramePr>
+              <a:graphicFrameLocks xmlns:a="http://schemas.openxmlformats.org/drawingml/2006/main" noChangeAspect="1"/>
+            </wp:cNvGraphicFramePr>
+            <a:graphic xmlns:a="http://schemas.openxmlformats.org/drawingml/2006/main">
+              <a:graphicData uri="http://schemas.openxmlformats.org/drawingml/2006/picture">
+                <pic:pic xmlns:pic="http://schemas.openxmlformats.org/drawingml/2006/picture">
+                  <pic:nvPicPr>
+                    <pic:cNvPr id="380108991" name=""/>
+                    <pic:cNvPicPr/>
+                  </pic:nvPicPr>
+                  <pic:blipFill>
+                    <a:blip r:embed="rId24"/>
+                    <a:stretch>
+                      <a:fillRect/>
+                    </a:stretch>
+                  </pic:blipFill>
+                  <pic:spPr>
+                    <a:xfrm>
+                      <a:off x="0" y="0"/>
+                      <a:ext cx="5731510" cy="221615"/>
+                    </a:xfrm>
+                    <a:prstGeom prst="rect">
+                      <a:avLst/>
+                    </a:prstGeom>
+                  </pic:spPr>
+                </pic:pic>
+              </a:graphicData>
+            </a:graphic>
+          </wp:inline>
+        </w:drawing>
+      </w:r>
+    </w:p>
+    <w:p/>
     <w:p>
       <w:pPr>
         <w:rPr>
